--- a/downloads/documents/04 Units/Unit 05 - Apparel and Textile Production and Design - Make It, Mend It, Wear It/Lesson 05.18 - Fashion Show Gallery and Reflection.docx
+++ b/downloads/documents/04 Units/Unit 05 - Apparel and Textile Production and Design - Make It, Mend It, Wear It/Lesson 05.18 - Fashion Show Gallery and Reflection.docx
@@ -363,7 +363,7 @@
         <w:t xml:space="preserve"> </w:t>
       </w:r>
       <w:r>
-        <w:t xml:space="preserve">for Turkish, Portuguese, and Spanish.</w:t>
+        <w:t xml:space="preserve">for Spanish.</w:t>
       </w:r>
     </w:p>
     <w:p>
@@ -1874,7 +1874,7 @@
         <w:t xml:space="preserve"> </w:t>
       </w:r>
       <w:r>
-        <w:t xml:space="preserve">and a word bank of features (the stitching, the shape, the color, the idea, the size, the closure); the Turkish, Portuguese, and Spanish words for before, after, stitch, useful, and hard are on the handout and in</w:t>
+        <w:t xml:space="preserve">and a word bank of features (the stitching, the shape, the color, the idea, the size, the closure); the Spanish words for before, after, stitch, useful, and hard are on the handout and in</w:t>
       </w:r>
       <w:r>
         <w:t xml:space="preserve"> </w:t>

--- a/downloads/documents/04 Units/Unit 05 - Apparel and Textile Production and Design - Make It, Mend It, Wear It/Lesson 05.18 - Fashion Show Gallery and Reflection.docx
+++ b/downloads/documents/04 Units/Unit 05 - Apparel and Textile Production and Design - Make It, Mend It, Wear It/Lesson 05.18 - Fashion Show Gallery and Reflection.docx
@@ -569,21 +569,123 @@
       <w:pPr>
         <w:pStyle w:val="Heading2"/>
       </w:pPr>
-      <w:bookmarkStart w:id="27" w:name="procedure"/>
+      <w:bookmarkStart w:id="27" w:name="do-now-and-hook-time-3-min-each-day"/>
+      <w:r>
+        <w:t xml:space="preserve">Do now and hook (Time: 3 min each day)</w:t>
+      </w:r>
+      <w:bookmarkEnd w:id="27"/>
+    </w:p>
+    <w:p>
+      <w:pPr>
+        <w:pStyle w:val="FirstParagraph"/>
+      </w:pPr>
+      <w:r>
+        <w:t xml:space="preserve">Day 1, slide 1. On the board:</w:t>
+      </w:r>
+      <w:r>
+        <w:t xml:space="preserve"> </w:t>
+      </w:r>
+      <w:r>
+        <w:t xml:space="preserve">“</w:t>
+      </w:r>
+      <w:r>
+        <w:t xml:space="preserve">In one sentence, what was your item before, and what is it now?</w:t>
+      </w:r>
+      <w:r>
+        <w:t xml:space="preserve">”</w:t>
+      </w:r>
+      <w:r>
+        <w:t xml:space="preserve"> </w:t>
+      </w:r>
+      <w:r>
+        <w:t xml:space="preserve">Hand the finishing-window students their bags first, and let the Station Managers run the count-out while everyone writes.</w:t>
+      </w:r>
+    </w:p>
+    <w:p>
+      <w:pPr>
+        <w:pStyle w:val="BodyText"/>
+      </w:pPr>
+      <w:r>
+        <w:t xml:space="preserve">Day 1 hook:</w:t>
+      </w:r>
+      <w:r>
+        <w:t xml:space="preserve"> </w:t>
+      </w:r>
+      <w:r>
+        <w:t xml:space="preserve">“</w:t>
+      </w:r>
+      <w:r>
+        <w:t xml:space="preserve">Tomorrow twenty other people look at what you made. Today you decide what they find out about it.</w:t>
+      </w:r>
+      <w:r>
+        <w:t xml:space="preserve">”</w:t>
+      </w:r>
+    </w:p>
+    <w:p>
+      <w:pPr>
+        <w:pStyle w:val="BodyText"/>
+      </w:pPr>
+      <w:r>
+        <w:t xml:space="preserve">Day 2, slide 9. On the board:</w:t>
+      </w:r>
+      <w:r>
+        <w:t xml:space="preserve"> </w:t>
+      </w:r>
+      <w:r>
+        <w:t xml:space="preserve">“</w:t>
+      </w:r>
+      <w:r>
+        <w:t xml:space="preserve">Write the first line of your 45 seconds from memory.</w:t>
+      </w:r>
+      <w:r>
+        <w:t xml:space="preserve">”</w:t>
+      </w:r>
+      <w:r>
+        <w:t xml:space="preserve"> </w:t>
+      </w:r>
+      <w:r>
+        <w:t xml:space="preserve">One minute, then check it against the planner.</w:t>
+      </w:r>
+    </w:p>
+    <w:p>
+      <w:pPr>
+        <w:pStyle w:val="BodyText"/>
+      </w:pPr>
+      <w:r>
+        <w:t xml:space="preserve">Day 2 hook:</w:t>
+      </w:r>
+      <w:r>
+        <w:t xml:space="preserve"> </w:t>
+      </w:r>
+      <w:r>
+        <w:t xml:space="preserve">“</w:t>
+      </w:r>
+      <w:r>
+        <w:t xml:space="preserve">Three tables, twenty-one items, and every one of them was going to be thrown away nine days ago.</w:t>
+      </w:r>
+      <w:r>
+        <w:t xml:space="preserve">”</w:t>
+      </w:r>
+    </w:p>
+    <w:p>
+      <w:pPr>
+        <w:pStyle w:val="Heading2"/>
+      </w:pPr>
+      <w:bookmarkStart w:id="28" w:name="procedure"/>
       <w:r>
         <w:t xml:space="preserve">Procedure</w:t>
       </w:r>
-      <w:bookmarkEnd w:id="27"/>
+      <w:bookmarkEnd w:id="28"/>
     </w:p>
     <w:p>
       <w:pPr>
         <w:pStyle w:val="Heading3"/>
       </w:pPr>
-      <w:bookmarkStart w:id="28" w:name="X133d8720eb0e7bcd045de14e66846ee380469e2"/>
+      <w:bookmarkStart w:id="29" w:name="X133d8720eb0e7bcd045de14e66846ee380469e2"/>
       <w:r>
         <w:t xml:space="preserve">Day 1: finish, write the card, plan the 45 seconds, set up</w:t>
       </w:r>
-      <w:bookmarkEnd w:id="28"/>
+      <w:bookmarkEnd w:id="29"/>
     </w:p>
     <w:tbl>
       <w:tblPr>
@@ -689,37 +791,7 @@
               <w:jc w:val="left"/>
             </w:pPr>
             <w:r>
-              <w:t xml:space="preserve">Slide 1. On the board:</w:t>
-            </w:r>
-            <w:r>
-              <w:t xml:space="preserve"> </w:t>
-            </w:r>
-            <w:r>
-              <w:t xml:space="preserve">“</w:t>
-            </w:r>
-            <w:r>
-              <w:t xml:space="preserve">In one sentence, what was your item before, and what is it now?</w:t>
-            </w:r>
-            <w:r>
-              <w:t xml:space="preserve">”</w:t>
-            </w:r>
-            <w:r>
-              <w:t xml:space="preserve"> </w:t>
-            </w:r>
-            <w:r>
-              <w:t xml:space="preserve">Hand the finishing-window students their bags first. Run the count-out with the Station Managers. Hook:</w:t>
-            </w:r>
-            <w:r>
-              <w:t xml:space="preserve"> </w:t>
-            </w:r>
-            <w:r>
-              <w:t xml:space="preserve">“</w:t>
-            </w:r>
-            <w:r>
-              <w:t xml:space="preserve">Tomorrow twenty other people look at what you made. Today you decide what they find out about it.</w:t>
-            </w:r>
-            <w:r>
-              <w:t xml:space="preserve">”</w:t>
+              <w:t xml:space="preserve">Slide 1. Run the Day 1 do now and hook above; bags to the finishing-window students first, count-out with the Station Managers.</w:t>
             </w:r>
           </w:p>
         </w:tc>
@@ -1053,11 +1125,11 @@
       <w:pPr>
         <w:pStyle w:val="Heading3"/>
       </w:pPr>
-      <w:bookmarkStart w:id="29" w:name="Xb2dd314dec3ea9dab2fe3aa17db678f46f95810"/>
+      <w:bookmarkStart w:id="30" w:name="Xb2dd314dec3ea9dab2fe3aa17db678f46f95810"/>
       <w:r>
         <w:t xml:space="preserve">Day 2: the gallery walk, the explanations, the vote, the reflection</w:t>
       </w:r>
-      <w:bookmarkEnd w:id="29"/>
+      <w:bookmarkEnd w:id="30"/>
     </w:p>
     <w:tbl>
       <w:tblPr>
@@ -1163,37 +1235,7 @@
               <w:jc w:val="left"/>
             </w:pPr>
             <w:r>
-              <w:t xml:space="preserve">Slide 9. On the board:</w:t>
-            </w:r>
-            <w:r>
-              <w:t xml:space="preserve"> </w:t>
-            </w:r>
-            <w:r>
-              <w:t xml:space="preserve">“</w:t>
-            </w:r>
-            <w:r>
-              <w:t xml:space="preserve">Write the first line of your 45 seconds from memory.</w:t>
-            </w:r>
-            <w:r>
-              <w:t xml:space="preserve">”</w:t>
-            </w:r>
-            <w:r>
-              <w:t xml:space="preserve"> </w:t>
-            </w:r>
-            <w:r>
-              <w:t xml:space="preserve">One minute. Then the hook:</w:t>
-            </w:r>
-            <w:r>
-              <w:t xml:space="preserve"> </w:t>
-            </w:r>
-            <w:r>
-              <w:t xml:space="preserve">“</w:t>
-            </w:r>
-            <w:r>
-              <w:t xml:space="preserve">Three tables, twenty-one items, and every one of them was going to be thrown away nine days ago.</w:t>
-            </w:r>
-            <w:r>
-              <w:t xml:space="preserve">”</w:t>
+              <w:t xml:space="preserve">Slide 9. Run the Day 2 do now and hook above.</w:t>
             </w:r>
           </w:p>
         </w:tc>
@@ -1587,11 +1629,11 @@
       <w:pPr>
         <w:pStyle w:val="Heading2"/>
       </w:pPr>
-      <w:bookmarkStart w:id="30" w:name="the-no-presentation-option"/>
+      <w:bookmarkStart w:id="31" w:name="the-no-presentation-option"/>
       <w:r>
         <w:t xml:space="preserve">The no-presentation option</w:t>
       </w:r>
-      <w:bookmarkEnd w:id="30"/>
+      <w:bookmarkEnd w:id="31"/>
     </w:p>
     <w:p>
       <w:pPr>
@@ -1637,11 +1679,11 @@
       <w:pPr>
         <w:pStyle w:val="Heading2"/>
       </w:pPr>
-      <w:bookmarkStart w:id="31" w:name="questions-to-ask"/>
+      <w:bookmarkStart w:id="32" w:name="questions-to-ask"/>
       <w:r>
         <w:t xml:space="preserve">Questions to ask</w:t>
       </w:r>
-      <w:bookmarkEnd w:id="31"/>
+      <w:bookmarkEnd w:id="32"/>
     </w:p>
     <w:p>
       <w:pPr>
@@ -1771,11 +1813,11 @@
       <w:pPr>
         <w:pStyle w:val="Heading2"/>
       </w:pPr>
-      <w:bookmarkStart w:id="32" w:name="check-for-understanding"/>
+      <w:bookmarkStart w:id="33" w:name="check-for-understanding"/>
       <w:r>
         <w:t xml:space="preserve">Check for understanding</w:t>
       </w:r>
-      <w:bookmarkEnd w:id="32"/>
+      <w:bookmarkEnd w:id="33"/>
     </w:p>
     <w:p>
       <w:pPr>
@@ -1797,11 +1839,11 @@
       <w:pPr>
         <w:pStyle w:val="Heading2"/>
       </w:pPr>
-      <w:bookmarkStart w:id="33" w:name="closure-time-3-min-each-day"/>
+      <w:bookmarkStart w:id="34" w:name="closure-time-3-min-each-day"/>
       <w:r>
         <w:t xml:space="preserve">Closure (Time: 3 min each day)</w:t>
       </w:r>
-      <w:bookmarkEnd w:id="33"/>
+      <w:bookmarkEnd w:id="34"/>
     </w:p>
     <w:p>
       <w:pPr>
@@ -1823,11 +1865,11 @@
       <w:pPr>
         <w:pStyle w:val="Heading2"/>
       </w:pPr>
-      <w:bookmarkStart w:id="34" w:name="differentiation-and-supports"/>
+      <w:bookmarkStart w:id="35" w:name="differentiation-and-supports"/>
       <w:r>
         <w:t xml:space="preserve">Differentiation and supports</w:t>
       </w:r>
-      <w:bookmarkEnd w:id="34"/>
+      <w:bookmarkEnd w:id="35"/>
     </w:p>
     <w:p>
       <w:pPr>
@@ -1971,11 +2013,11 @@
       <w:pPr>
         <w:pStyle w:val="Heading2"/>
       </w:pPr>
-      <w:bookmarkStart w:id="35" w:name="assessment"/>
+      <w:bookmarkStart w:id="36" w:name="assessment"/>
       <w:r>
         <w:t xml:space="preserve">Assessment</w:t>
       </w:r>
-      <w:bookmarkEnd w:id="35"/>
+      <w:bookmarkEnd w:id="36"/>
     </w:p>
     <w:tbl>
       <w:tblPr>
@@ -2225,11 +2267,11 @@
       <w:pPr>
         <w:pStyle w:val="Heading2"/>
       </w:pPr>
-      <w:bookmarkStart w:id="36" w:name="homework"/>
+      <w:bookmarkStart w:id="37" w:name="homework"/>
       <w:r>
         <w:t xml:space="preserve">Homework</w:t>
       </w:r>
-      <w:bookmarkEnd w:id="36"/>
+      <w:bookmarkEnd w:id="37"/>
     </w:p>
     <w:p>
       <w:pPr>
@@ -2243,11 +2285,11 @@
       <w:pPr>
         <w:pStyle w:val="Heading2"/>
       </w:pPr>
-      <w:bookmarkStart w:id="37" w:name="connections"/>
+      <w:bookmarkStart w:id="38" w:name="connections"/>
       <w:r>
         <w:t xml:space="preserve">Connections</w:t>
       </w:r>
-      <w:bookmarkEnd w:id="37"/>
+      <w:bookmarkEnd w:id="38"/>
     </w:p>
     <w:p>
       <w:pPr>
@@ -2261,11 +2303,11 @@
       <w:pPr>
         <w:pStyle w:val="Heading2"/>
       </w:pPr>
-      <w:bookmarkStart w:id="38" w:name="sources"/>
+      <w:bookmarkStart w:id="39" w:name="sources"/>
       <w:r>
         <w:t xml:space="preserve">Sources</w:t>
       </w:r>
-      <w:bookmarkEnd w:id="38"/>
+      <w:bookmarkEnd w:id="39"/>
     </w:p>
     <w:p>
       <w:pPr>
@@ -2403,11 +2445,11 @@
       <w:pPr>
         <w:pStyle w:val="Heading2"/>
       </w:pPr>
-      <w:bookmarkStart w:id="39" w:name="teacher-notes"/>
+      <w:bookmarkStart w:id="40" w:name="teacher-notes"/>
       <w:r>
         <w:t xml:space="preserve">Teacher notes</w:t>
       </w:r>
-      <w:bookmarkEnd w:id="39"/>
+      <w:bookmarkEnd w:id="40"/>
     </w:p>
     <w:p>
       <w:pPr>
@@ -2592,7 +2634,7 @@
     <w:sectPr>
       <w:headerReference w:type="default" r:id="rId9"/>
       <w:pgSz w:w="12240" w:h="15840"/>
-      <w:pgMar w:top="1440" w:bottom="1440" w:left="1440" w:right="1440" w:header="504"/>
+      <w:pgMar w:top="1296" w:bottom="1296" w:left="1296" w:right="1296" w:header="504"/>
     </w:sectPr>
   </w:body>
 </w:document>

--- a/downloads/documents/04 Units/Unit 05 - Apparel and Textile Production and Design - Make It, Mend It, Wear It/Lesson 05.18 - Fashion Show Gallery and Reflection.docx
+++ b/downloads/documents/04 Units/Unit 05 - Apparel and Textile Production and Design - Make It, Mend It, Wear It/Lesson 05.18 - Fashion Show Gallery and Reflection.docx
@@ -1952,7 +1952,7 @@
         <w:pStyle w:val="Compact"/>
       </w:pPr>
       <w:r>
-        <w:t xml:space="preserve">Grade 6 support: three fields on the display card instead of five (WAS, NOW, STITCHES), a 30-second explanation instead of 45 with three parts instead of four, and one feedback slip instead of two.</w:t>
+        <w:t xml:space="preserve">Grade 6 support: three fields on the display card instead of four (WAS, NOW, STITCHES), a 30-second explanation instead of 45 with three parts instead of four, and one feedback slip instead of two.</w:t>
       </w:r>
     </w:p>
     <w:p>
@@ -1964,7 +1964,7 @@
         <w:pStyle w:val="Compact"/>
       </w:pPr>
       <w:r>
-        <w:t xml:space="preserve">Grade 8 stretch: add a fifth field to the card, CARE, one line on how to wash and care for the item using the care vocabulary from Lesson 5.4, which is National FCS 16.2.5 directly. In the explanation, add a fifth sentence naming the constraint that was hardest and how the design met it. In the reflection, answer the sixth prompt:</w:t>
+        <w:t xml:space="preserve">Grade 8 stretch: add a CARE field to the card, one line on how to wash and care for the item using the care vocabulary from Lesson 5.4, which is National FCS 16.2.5 directly. In the explanation, add a fifth sentence naming the constraint that was hardest and how the design met it. In the reflection, answer the sixth prompt:</w:t>
       </w:r>
       <w:r>
         <w:t xml:space="preserve"> </w:t>
